--- a/backend/one_pager.docx
+++ b/backend/one_pager.docx
@@ -235,7 +235,7 @@
     </w:p>
     <w:p>
       <w:r>
-        <w:t>樹木の位置をAzure Mapsで表示するPCFコントロールが「デプロイは成功するが地図が表示されない」状態に陥った際、憶測で修正せず、Dataverse Web APIへの直接クエリ(ビューへのコントロールのバインド状況)、Azure Maps REST APIへのキー直接テスト、ブラウザコンソールログの精読という3方向から原因を切り分けた。実際の原因は(1)feature-usage宣言の値が不正、(2)対象ビューが既定ビューでなかった、(3)PCFビルドツール(pcf-scripts)がnode_modules配下の既製バンドルまでBabelでトランスパイルし、Web Worker内のヘルパー関数が失われる、という3段階の複合要因だった。(3)の修正はnode_modules直下のファイルパッチのため npm install で失われる。そこで postinstall フック(fix-pcf-webpack.js)で自動再適用する仕組みを整備し、再現性を担保した。</w:t>
+        <w:t>樹木の位置をAzure Mapsで表示するPCFコントロールが「デプロイは成功するが地図が表示されない」状態に陥った際、憶測で修正せず、Dataverse Web APIへの直接クエリ(ビューへのコントロールのバインド状況)、Azure Maps REST APIへのキー直接テスト、ブラウザコンソールログの精読という3方向から原因を切り分けた。実際の原因は(1)feature-usage宣言の値が不正、(2)対象ビューが既定ビューでなかった、(3)PCFビルドツール(pcf-scripts)がnode_modules配下の既製バンドルまでBabelでトランスパイルし、Web Worker内のヘルパー関数が失われる、(4)コントロールのインスタンスがデータセットロードと連動して複数回作り直され、非同期処理のタイミング競合で再描画が反映されない、という4段階の複合要因だった。(3)の修正はnode_modules直下のファイルパッチのため npm install で失われる。そこで postinstall フック(fix-pcf-webpack.js)で自動再適用する仕組みを整備し、再現性を担保した。(4)は当初setTimeoutでの遅延を試みたが不十分と判明し、最終的にサブスクリプションキーをモジュールスコープでキャッシュする設計に変更して解消した。</w:t>
       </w:r>
     </w:p>
     <w:p>

--- a/backend/one_pager.docx
+++ b/backend/one_pager.docx
@@ -236,6 +236,19 @@
     <w:p>
       <w:r>
         <w:t>樹木の位置をAzure Mapsで表示するPCFコントロールが「デプロイは成功するが地図が表示されない」状態に陥った際、憶測で修正せず、Dataverse Web APIへの直接クエリ(ビューへのコントロールのバインド状況)、Azure Maps REST APIへのキー直接テスト、ブラウザコンソールログの精読という3方向から原因を切り分けた。実際の原因は(1)feature-usage宣言の値が不正、(2)対象ビューが既定ビューでなかった、(3)PCFビルドツール(pcf-scripts)がnode_modules配下の既製バンドルまでBabelでトランスパイルし、Web Worker内のヘルパー関数が失われる、(4)コントロールのインスタンスがデータセットロードと連動して複数回作り直され、非同期処理のタイミング競合で再描画が反映されない、という4段階の複合要因だった。(3)の修正はnode_modules直下のファイルパッチのため npm install で失われる。そこで postinstall フック(fix-pcf-webpack.js)で自動再適用する仕組みを整備し、再現性を担保した。(4)は当初setTimeoutでの遅延を試みたが不十分と判明し、最終的にサブスクリプションキーをモジュールスコープでキャッシュする設計に変更して解消した。</w:t>
+      </w:r>
+    </w:p>
+    <w:p>
+      <w:r>
+        <w:rPr>
+          <w:b/>
+        </w:rPr>
+        <w:t>地図からの新規登録・ドラッグ移動と、権限に基づく機能制御</w:t>
+      </w:r>
+    </w:p>
+    <w:p>
+      <w:r>
+        <w:t>機能要件の「地図」区分(#28〜#32)として、ポイントクリックでの詳細画面遷移、ドラッグによる位置修正、空き地クリックでの新規登録を実装した。「管理者アカウント」という要件を特定のロール名にハードコードせず、context.utils.hasEntityPrivilege()でDataverseの実際の更新/作成権限を判定する設計にし、セキュリティロールの構成が変わってもコード変更が不要になるようにした。実装過程で2つの追加不具合を発見・修正している。1つ目はドラッグ操作が地図全体のパン操作と競合する問題で、mousedown時点ではなくポイントにマウスが乗った時点で先にパン操作を無効化する方式に変更して解消した。2つ目は新規登録した樹木が地図に反映されない問題で、原因調査のためビューのFetchXMLとDataverse上の実データを直接確認したところ、データ自体もビューの絞り込み条件も正常だった。最終的にPCFのpaging.setPageSize(500)が初回ロードのタイミングに間に合わず、既定のページサイズで打ち切られていたことが判明し(300件中の一部しか表示されていなかった)、hasNextPageを見ながらloadNextPage()を呼び続けて全件読み込む実装に変更して解消した。</w:t>
       </w:r>
     </w:p>
     <w:p>

--- a/backend/one_pager.docx
+++ b/backend/one_pager.docx
@@ -249,6 +249,19 @@
     <w:p>
       <w:r>
         <w:t>機能要件の「地図」区分(#28〜#32)として、ポイントクリックでの詳細画面遷移、ドラッグによる位置修正、空き地クリックでの新規登録を実装した。「管理者アカウント」という要件を特定のロール名にハードコードせず、context.utils.hasEntityPrivilege()でDataverseの実際の更新/作成権限を判定する設計にし、セキュリティロールの構成が変わってもコード変更が不要になるようにした。実装過程で2つの追加不具合を発見・修正している。1つ目はドラッグ操作が地図全体のパン操作と競合する問題で、mousedown時点ではなくポイントにマウスが乗った時点で先にパン操作を無効化する方式に変更して解消した。2つ目は新規登録した樹木が地図に反映されない問題で、原因調査のためビューのFetchXMLとDataverse上の実データを直接確認したところ、データ自体もビューの絞り込み条件も正常だった。最終的にPCFのpaging.setPageSize(500)が初回ロードのタイミングに間に合わず、既定のページサイズで打ち切られていたことが判明し(300件中の一部しか表示されていなかった)、hasNextPageを見ながらloadNextPage()を呼び続けて全件読み込む実装に変更して解消した。</w:t>
+      </w:r>
+    </w:p>
+    <w:p>
+      <w:r>
+        <w:rPr>
+          <w:b/>
+        </w:rPr>
+        <w:t>MFA・監査ログ設定を、憶測ではなく実環境の確認・操作で裏付け</w:t>
+      </w:r>
+    </w:p>
+    <w:p>
+      <w:r>
+        <w:t>非機能要件のMFA(多要素認証)は、Microsoft Entra管理センターで確認したところ「セキュリティの既定値群」が既に有効で、テナント全体に最初から適用されていたことが判明した(未設定と誤って評価していたものを訂正)。Dataverse監査ログは、組織全体の設定はWeb API(organizations.isauditenabled)で有効化できたが、テーブル単位の監査(IsAuditEnabled)はWeb API v9.2経由の更新が"Operation not supported on EntityMetadata"で一貫して失敗し、複数のペイロード形式を試した末にPower Appsの管理画面(テーブル設定 &gt; 詳細オプション)から手動で有効化する方針に切り替えた。最終的にAPIで両方の設定値を直接取得し、実際に有効化されていることを確認した。</w:t>
       </w:r>
     </w:p>
     <w:p>

--- a/backend/one_pager.docx
+++ b/backend/one_pager.docx
@@ -262,6 +262,19 @@
     <w:p>
       <w:r>
         <w:t>非機能要件のMFA(多要素認証)は、Microsoft Entra管理センターで確認したところ「セキュリティの既定値群」が既に有効で、テナント全体に最初から適用されていたことが判明した(未設定と誤って評価していたものを訂正)。Dataverse監査ログは、組織全体の設定はWeb API(organizations.isauditenabled)で有効化できたが、テーブル単位の監査(IsAuditEnabled)はWeb API v9.2経由の更新が"Operation not supported on EntityMetadata"で一貫して失敗し、複数のペイロード形式を試した末にPower Appsの管理画面(テーブル設定 &gt; 詳細オプション)から手動で有効化する方針に切り替えた。最終的にAPIで両方の設定値を直接取得し、実際に有効化されていることを確認した。</w:t>
+      </w:r>
+    </w:p>
+    <w:p>
+      <w:r>
+        <w:rPr>
+          <w:b/>
+        </w:rPr>
+        <w:t>バックアップ復元・負荷テストを、書類ではなく実際の操作で検証</w:t>
+      </w:r>
+    </w:p>
+    <w:p>
+      <w:r>
+        <w:t>非機能要件の裏付けとして、文書作成に頼らずまず実際に手を動かす方針で進めた。バックアップは pac admin backup で手動作成し、pac admin restore で復元コマンドを実行、「作成直後の手動バックアップは復元可能になるまで時間を要する」という仕様上の制約を実際のエラーメッセージから確認した(新環境への復元も試みたが、テナント側のリージョン指定制約により断念し、同一環境への復元に切り替えて検証)。ポイントインタイム復元については pac admin list で環境種別が Developer であることを確認し、本番相当環境限定の機能であるため利用不可であることをドキュメントの記載通り実証した。負荷テストは、JMeterの代わりに concurrent.futures による疑似10並列アクセスをDataverse Web APIに対して実施し、100リクエスト全て成功・平均応答624ms・95パーセンタイル728msという実測値を得た。</w:t>
       </w:r>
     </w:p>
     <w:p>

--- a/backend/one_pager.docx
+++ b/backend/one_pager.docx
@@ -275,6 +275,19 @@
     <w:p>
       <w:r>
         <w:t>非機能要件の裏付けとして、文書作成に頼らずまず実際に手を動かす方針で進めた。バックアップは pac admin backup で手動作成し、pac admin restore で復元コマンドを実行、「作成直後の手動バックアップは復元可能になるまで時間を要する」という仕様上の制約を実際のエラーメッセージから確認した(新環境への復元も試みたが、テナント側のリージョン指定制約により断念し、同一環境への復元に切り替えて検証)。ポイントインタイム復元については pac admin list で環境種別が Developer であることを確認し、本番相当環境限定の機能であるため利用不可であることをドキュメントの記載通り実証した。負荷テストは、JMeterの代わりに concurrent.futures による疑似10並列アクセスをDataverse Web APIに対して実施し、100リクエスト全て成功・平均応答624ms・95パーセンタイル728msという実測値を得た。</w:t>
+      </w:r>
+    </w:p>
+    <w:p>
+      <w:r>
+        <w:rPr>
+          <w:b/>
+        </w:rPr>
+        <w:t>文書系成果物も、README・one_pagerと同じ「生成ハーネス」の思想で作成</w:t>
+      </w:r>
+    </w:p>
+    <w:p>
+      <w:r>
+        <w:t>テスト計画書・実施結果報告書、運用・障害対応手順書、簡易マニュアル、セキュリティ設計方針書の4文書を、generate_docs.pyと同様にPythonスクリプト(python-docx)から生成する方式で作成した。単なる体裁だけのテンプレート文書にせず、テスト計画書には本セッションで実際に発見・修正した17件の不具合・テスト結果をそのまま記録し、運用手順書には実際に作成した検証スクリプト群(verify_schema.py等)を定期点検ツールとして位置づけるなど、コードと文書の内容を一致させることを重視した。</w:t>
       </w:r>
     </w:p>
     <w:p>
